--- a/Usecases/Idéation/20250301 - PoC famille.docx
+++ b/Usecases/Idéation/20250301 - PoC famille.docx
@@ -14,12 +14,21 @@
           <w:lang w:val="fr-BE"/>
         </w:rPr>
       </w:pPr>
+      <w:proofErr w:type="spellStart"/>
       <w:r>
         <w:rPr>
           <w:b/>
           <w:lang w:val="fr-BE"/>
         </w:rPr>
-        <w:t>Orga avec Alice ? Planifier réunion</w:t>
+        <w:t>Orga</w:t>
+      </w:r>
+      <w:proofErr w:type="spellEnd"/>
+      <w:r>
+        <w:rPr>
+          <w:b/>
+          <w:lang w:val="fr-BE"/>
+        </w:rPr>
+        <w:t xml:space="preserve"> avec Alice ? Planifier réunion</w:t>
       </w:r>
     </w:p>
     <w:p>
@@ -79,21 +88,7 @@
         <w:rPr>
           <w:lang w:val="fr-BE"/>
         </w:rPr>
-        <w:t xml:space="preserve">Objectif : atelier semi-numérique d’écriture collective 100% déjantée et 200% sérieuse. Une expérience </w:t>
-      </w:r>
-      <w:bookmarkStart w:id="0" w:name="_GoBack"/>
-      <w:bookmarkEnd w:id="0"/>
-      <w:r>
-        <w:rPr>
-          <w:lang w:val="fr-BE"/>
-        </w:rPr>
-        <w:t>pour être ensemble différemment</w:t>
-      </w:r>
-      <w:r>
-        <w:rPr>
-          <w:lang w:val="fr-BE"/>
-        </w:rPr>
-        <w:t>.</w:t>
+        <w:t>Objectif : atelier semi-numérique d’écriture collective 100% déjantée et 200% sérieuse. Une expérience pour être ensemble différemment.</w:t>
       </w:r>
     </w:p>
     <w:p>
@@ -159,7 +154,21 @@
         <w:rPr>
           <w:lang w:val="fr-BE"/>
         </w:rPr>
-        <w:t>discours de Martin Luther King : « I have a dream ! »</w:t>
+        <w:t xml:space="preserve">discours de Martin Luther King : « I have a </w:t>
+      </w:r>
+      <w:proofErr w:type="spellStart"/>
+      <w:r>
+        <w:rPr>
+          <w:lang w:val="fr-BE"/>
+        </w:rPr>
+        <w:t>dream</w:t>
+      </w:r>
+      <w:proofErr w:type="spellEnd"/>
+      <w:r>
+        <w:rPr>
+          <w:lang w:val="fr-BE"/>
+        </w:rPr>
+        <w:t> ! »</w:t>
       </w:r>
     </w:p>
     <w:p>
@@ -257,141 +266,8 @@
           <w:lang w:val="fr-BE"/>
         </w:rPr>
       </w:pPr>
-      <w:r>
-        <w:rPr>
-          <w:b/>
-          <w:lang w:val="fr-BE"/>
-        </w:rPr>
-        <w:t>Cheval Palace</w:t>
-      </w:r>
-      <w:r>
-        <w:rPr>
-          <w:lang w:val="fr-BE"/>
-        </w:rPr>
-        <w:t> </w:t>
-      </w:r>
-    </w:p>
-    <w:p>
-      <w:pPr>
-        <w:pStyle w:val="ListParagraph"/>
-        <w:numPr>
-          <w:ilvl w:val="1"/>
-          <w:numId w:val="1"/>
-        </w:numPr>
-        <w:rPr>
-          <w:lang w:val="fr-BE"/>
-        </w:rPr>
-      </w:pPr>
-      <w:r>
-        <w:rPr>
-          <w:lang w:val="fr-BE"/>
-        </w:rPr>
-        <w:t>Comment le système de charges de la coloc pourrait-il être amélioré ?</w:t>
-      </w:r>
-    </w:p>
-    <w:p>
-      <w:pPr>
-        <w:pStyle w:val="ListParagraph"/>
-        <w:numPr>
-          <w:ilvl w:val="1"/>
-          <w:numId w:val="1"/>
-        </w:numPr>
-        <w:rPr>
-          <w:lang w:val="fr-BE"/>
-        </w:rPr>
-      </w:pPr>
-      <w:r>
-        <w:rPr>
-          <w:lang w:val="fr-BE"/>
-        </w:rPr>
-        <w:t xml:space="preserve"> </w:t>
-      </w:r>
-    </w:p>
-    <w:p>
-      <w:pPr>
-        <w:pStyle w:val="ListParagraph"/>
-        <w:numPr>
-          <w:ilvl w:val="1"/>
-          <w:numId w:val="1"/>
-        </w:numPr>
-        <w:rPr>
-          <w:b/>
-          <w:lang w:val="fr-BE"/>
-        </w:rPr>
-      </w:pPr>
-      <w:r>
-        <w:rPr>
-          <w:b/>
-          <w:lang w:val="fr-BE"/>
-        </w:rPr>
-        <w:t>Famille</w:t>
-      </w:r>
-    </w:p>
-    <w:p>
-      <w:pPr>
-        <w:pStyle w:val="ListParagraph"/>
-        <w:numPr>
-          <w:ilvl w:val="1"/>
-          <w:numId w:val="1"/>
-        </w:numPr>
-        <w:rPr>
-          <w:lang w:val="fr-BE"/>
-        </w:rPr>
-      </w:pPr>
-      <w:r>
-        <w:rPr>
-          <w:lang w:val="fr-BE"/>
-        </w:rPr>
-        <w:t>La maison de campagne familiale : en veut-on vraiment ?</w:t>
-      </w:r>
-    </w:p>
-    <w:p>
-      <w:pPr>
-        <w:pStyle w:val="ListParagraph"/>
-        <w:numPr>
-          <w:ilvl w:val="1"/>
-          <w:numId w:val="1"/>
-        </w:numPr>
-        <w:rPr>
-          <w:lang w:val="fr-BE"/>
-        </w:rPr>
-      </w:pPr>
-      <w:r>
-        <w:rPr>
-          <w:lang w:val="fr-BE"/>
-        </w:rPr>
-        <w:t>L’héritage : qu’est-ce que c’est ?</w:t>
-      </w:r>
-    </w:p>
-    <w:p>
-      <w:pPr>
-        <w:pStyle w:val="ListParagraph"/>
-        <w:numPr>
-          <w:ilvl w:val="1"/>
-          <w:numId w:val="1"/>
-        </w:numPr>
-        <w:rPr>
-          <w:lang w:val="fr-BE"/>
-        </w:rPr>
-      </w:pPr>
-      <w:r>
-        <w:rPr>
-          <w:lang w:val="fr-BE"/>
-        </w:rPr>
-        <w:t>Comment pourrions-nous mieux accompagner Bon Papa et Bonne Mamy dans leur fin de vie ?</w:t>
-      </w:r>
-    </w:p>
-    <w:p>
-      <w:pPr>
-        <w:pStyle w:val="ListParagraph"/>
-        <w:numPr>
-          <w:ilvl w:val="1"/>
-          <w:numId w:val="1"/>
-        </w:numPr>
-        <w:rPr>
-          <w:lang w:val="fr-BE"/>
-        </w:rPr>
-      </w:pPr>
+      <w:bookmarkStart w:id="0" w:name="_GoBack"/>
+      <w:bookmarkEnd w:id="0"/>
     </w:p>
     <w:sectPr>
       <w:pgSz w:w="11906" w:h="16838"/>
